--- a/md2word/default-template.docx
+++ b/md2word/default-template.docx
@@ -752,7 +752,7 @@
       <w:textAlignment w:val="auto"/>
     </w:pPr>
     <w:rPr>
-      <w:rFonts w:ascii="华文楷体" w:hAnsi="华文楷体" w:eastAsia="华文楷体" w:cs="华文楷体"/>
+      <w:rFonts w:ascii="微软雅黑" w:hAnsi="微软雅黑" w:eastAsia="微软雅黑" w:cs="微软雅黑"/>
       <w:kern w:val="2"/>
       <w:sz w:val="21"/>
       <w:szCs w:val="24"/>
@@ -777,9 +777,9 @@
       <w:outlineLvl w:val="0"/>
     </w:pPr>
     <w:rPr>
-      <w:rFonts w:ascii="华文楷体" w:hAnsi="华文楷体" w:eastAsia="华文楷体" w:cs="华文楷体"/>
+      <w:rFonts w:ascii="微软雅黑" w:hAnsi="微软雅黑" w:eastAsia="微软雅黑" w:cs="微软雅黑"/>
       <w:b/>
-      <w:color w:val="E54C5E" w:themeColor="accent6"/>
+      <w:color w:val="1B3A5C" w:themeColor="accent6"/>
       <w:kern w:val="44"/>
       <w:sz w:val="36"/>
       <w:szCs w:val="36"/>
@@ -809,9 +809,9 @@
       <w:outlineLvl w:val="1"/>
     </w:pPr>
     <w:rPr>
-      <w:rFonts w:ascii="华文楷体" w:hAnsi="华文楷体" w:eastAsia="华文楷体" w:cs="华文楷体"/>
+      <w:rFonts w:ascii="微软雅黑" w:hAnsi="微软雅黑" w:eastAsia="微软雅黑" w:cs="微软雅黑"/>
       <w:b/>
-      <w:color w:val="75BD42" w:themeColor="accent4"/>
+      <w:color w:val="2E5A88" w:themeColor="accent4"/>
       <w:sz w:val="32"/>
       <w:szCs w:val="32"/>
       <w14:textFill>
@@ -840,10 +840,11 @@
       <w:outlineLvl w:val="2"/>
     </w:pPr>
     <w:rPr>
-      <w:rFonts w:ascii="华文楷体" w:hAnsi="华文楷体" w:eastAsia="华文楷体" w:cs="华文楷体"/>
+      <w:rFonts w:ascii="微软雅黑" w:hAnsi="微软雅黑" w:eastAsia="微软雅黑" w:cs="微软雅黑"/>
       <w:b/>
       <w:sz w:val="28"/>
-      <w:szCs w:val="22"/>
+      <w:szCs w:val="28"/>
+      <w:color w:val="3D7AB8"/>
     </w:rPr>
   </w:style>
   <w:style w:type="paragraph" w:styleId="5">
@@ -865,10 +866,11 @@
       <w:outlineLvl w:val="3"/>
     </w:pPr>
     <w:rPr>
-      <w:rFonts w:ascii="华文楷体" w:hAnsi="华文楷体" w:eastAsia="华文楷体" w:cs="华文楷体"/>
+      <w:rFonts w:ascii="微软雅黑" w:hAnsi="微软雅黑" w:eastAsia="微软雅黑" w:cs="微软雅黑"/>
       <w:b/>
       <w:sz w:val="24"/>
-      <w:szCs w:val="22"/>
+      <w:szCs w:val="24"/>
+      <w:color w:val="4A5568"/>
     </w:rPr>
   </w:style>
   <w:style w:type="paragraph" w:styleId="6">
@@ -890,9 +892,10 @@
       <w:outlineLvl w:val="4"/>
     </w:pPr>
     <w:rPr>
-      <w:rFonts w:ascii="华文楷体" w:hAnsi="华文楷体" w:eastAsia="华文楷体" w:cs="华文楷体"/>
+      <w:rFonts w:ascii="微软雅黑" w:hAnsi="微软雅黑" w:eastAsia="微软雅黑" w:cs="微软雅黑"/>
       <w:b/>
-      <w:szCs w:val="21"/>
+      <w:szCs w:val="22"/>
+      <w:color w:val="64748B"/>
     </w:rPr>
   </w:style>
   <w:style w:type="paragraph" w:styleId="7">
@@ -914,9 +917,10 @@
       <w:outlineLvl w:val="5"/>
     </w:pPr>
     <w:rPr>
-      <w:rFonts w:ascii="华文楷体" w:hAnsi="华文楷体" w:eastAsia="华文楷体" w:cs="华文楷体"/>
+      <w:rFonts w:ascii="微软雅黑" w:hAnsi="微软雅黑" w:eastAsia="微软雅黑" w:cs="微软雅黑"/>
       <w:b/>
-      <w:szCs w:val="21"/>
+      <w:szCs w:val="22"/>
+      <w:color w:val="94A3B8"/>
     </w:rPr>
   </w:style>
   <w:style w:type="character" w:default="1" w:styleId="9">
@@ -949,7 +953,7 @@
       <w:ind w:left="420" w:hanging="420" w:hangingChars="200"/>
     </w:pPr>
     <w:rPr>
-      <w:rFonts w:hint="eastAsia" w:ascii="华文楷体" w:hAnsi="华文楷体" w:eastAsia="华文楷体" w:cs="华文楷体"/>
+      <w:rFonts w:hint="eastAsia" w:ascii="微软雅黑" w:hAnsi="微软雅黑" w:eastAsia="微软雅黑" w:cs="微软雅黑"/>
     </w:rPr>
   </w:style>
   <w:style w:type="paragraph" w:customStyle="1" w:styleId="11">
@@ -964,7 +968,7 @@
       <w:ind w:left="420" w:hanging="420" w:hangingChars="200"/>
     </w:pPr>
     <w:rPr>
-      <w:rFonts w:hint="eastAsia" w:ascii="华文楷体" w:hAnsi="华文楷体" w:eastAsia="华文楷体" w:cs="华文楷体"/>
+      <w:rFonts w:hint="eastAsia" w:ascii="微软雅黑" w:hAnsi="微软雅黑" w:eastAsia="微软雅黑" w:cs="微软雅黑"/>
     </w:rPr>
   </w:style>
   <w:style w:type="paragraph" w:customStyle="1" w:styleId="12">
@@ -975,7 +979,7 @@
       <w:rFonts w:hint="eastAsia"/>
       <w:i/>
       <w:iCs/>
-      <w:color w:val="AFABAB" w:themeColor="background2" w:themeShade="BF"/>
+      <w:color w:val="64748B" w:themeColor="background2" w:themeShade="BF"/>
     </w:rPr>
   </w:style>
 </w:styles>
